--- a/Puzzle Instructions.docx
+++ b/Puzzle Instructions.docx
@@ -7,34 +7,249 @@
         <w:pStyle w:val="Heading1"/>
       </w:pPr>
       <w:r>
-        <w:t>Puzzle Instructions</w:t>
+        <w:t>HIT137 - Software Now - Assignment 3</w:t>
       </w:r>
     </w:p>
     <w:p>
       <w:pPr>
         <w:pStyle w:val="Heading2"/>
+      </w:pPr>
+      <w:r>
+        <w:t>Group Name: DAN/EXT04</w:t>
+      </w:r>
+    </w:p>
+    <w:p>
+      <w:r>
+        <w:t>==================================================</w:t>
+      </w:r>
+    </w:p>
+    <w:p>
+      <w:pPr>
+        <w:pStyle w:val="Heading2"/>
+        <w:pBdr>
+          <w:bottom w:val="single" w:sz="12" w:space="1" w:color="auto"/>
+        </w:pBdr>
+      </w:pPr>
+      <w:r>
+        <w:t>Group Members:</w:t>
+      </w:r>
+    </w:p>
+    <w:p>
+      <w:r>
+        <w:t xml:space="preserve">Amber Francis                 </w:t>
+      </w:r>
+      <w:r>
+        <w:t xml:space="preserve"> </w:t>
+      </w:r>
+      <w:r>
+        <w:t xml:space="preserve"> </w:t>
+      </w:r>
+      <w:r>
+        <w:t xml:space="preserve"> </w:t>
+      </w:r>
+      <w:r>
+        <w:t xml:space="preserve">   s403747</w:t>
+      </w:r>
+    </w:p>
+    <w:p>
+      <w:r>
+        <w:t xml:space="preserve">Darren Bragg                   </w:t>
+      </w:r>
+      <w:r>
+        <w:t xml:space="preserve">   </w:t>
+      </w:r>
+      <w:r>
+        <w:t xml:space="preserve">   s406821</w:t>
+      </w:r>
+    </w:p>
+    <w:p>
+      <w:r>
+        <w:t>Duncan Brown                      s407728</w:t>
+      </w:r>
+    </w:p>
+    <w:p>
+      <w:pPr>
+        <w:pBdr>
+          <w:bottom w:val="single" w:sz="12" w:space="1" w:color="auto"/>
+        </w:pBdr>
+      </w:pPr>
+      <w:r>
+        <w:t>Jonathan Falkner                  s400817</w:t>
+      </w:r>
+    </w:p>
+    <w:p>
+      <w:pPr>
+        <w:pStyle w:val="Heading2"/>
+      </w:pPr>
+    </w:p>
+    <w:p>
+      <w:pPr>
+        <w:pStyle w:val="Heading2"/>
+      </w:pPr>
+    </w:p>
+    <w:p>
+      <w:pPr>
+        <w:pStyle w:val="Heading2"/>
+      </w:pPr>
+      <w:r>
+        <w:t>Puzzle.py Instructions</w:t>
+      </w:r>
+    </w:p>
+    <w:p>
+      <w:pPr>
+        <w:pStyle w:val="ListParagraph"/>
         <w:numPr>
           <w:ilvl w:val="0"/>
           <w:numId w:val="1"/>
         </w:numPr>
       </w:pPr>
       <w:r>
-        <w:t>Choose an image</w:t>
-      </w:r>
-    </w:p>
-    <w:p>
-      <w:pPr>
-        <w:pStyle w:val="Heading2"/>
+        <w:t xml:space="preserve">Run the file via </w:t>
+      </w:r>
+      <w:proofErr w:type="spellStart"/>
+      <w:r>
+        <w:t>VSCode</w:t>
+      </w:r>
+      <w:proofErr w:type="spellEnd"/>
+    </w:p>
+    <w:p>
+      <w:pPr>
+        <w:pStyle w:val="ListParagraph"/>
         <w:numPr>
           <w:ilvl w:val="0"/>
           <w:numId w:val="1"/>
         </w:numPr>
       </w:pPr>
       <w:r>
-        <w:t>Choose grid layout</w:t>
-      </w:r>
-      <w:r>
-        <w:tab/>
+        <w:t xml:space="preserve">Select your preferred grid size, either 3x3, 4x4, 5x5, 7x7 or 10x10 by selecting from the </w:t>
+      </w:r>
+      <w:proofErr w:type="gramStart"/>
+      <w:r>
+        <w:t>drop down</w:t>
+      </w:r>
+      <w:proofErr w:type="gramEnd"/>
+      <w:r>
+        <w:t xml:space="preserve"> Grid menu.</w:t>
+      </w:r>
+    </w:p>
+    <w:p>
+      <w:pPr>
+        <w:pStyle w:val="ListParagraph"/>
+        <w:numPr>
+          <w:ilvl w:val="0"/>
+          <w:numId w:val="1"/>
+        </w:numPr>
+      </w:pPr>
+      <w:r>
+        <w:t>Select your image from a local folder by clicking the Load image button.</w:t>
+      </w:r>
+    </w:p>
+    <w:p>
+      <w:pPr>
+        <w:pStyle w:val="ListParagraph"/>
+        <w:numPr>
+          <w:ilvl w:val="0"/>
+          <w:numId w:val="1"/>
+        </w:numPr>
+      </w:pPr>
+      <w:r>
+        <w:t>Relocate the tiles in the right image by left clicking on them and then the location where you want to place them.</w:t>
+      </w:r>
+    </w:p>
+    <w:p>
+      <w:pPr>
+        <w:pStyle w:val="ListParagraph"/>
+        <w:numPr>
+          <w:ilvl w:val="0"/>
+          <w:numId w:val="1"/>
+        </w:numPr>
+      </w:pPr>
+      <w:r>
+        <w:t>Rotate the tiles by right clicking on them.</w:t>
+      </w:r>
+    </w:p>
+    <w:p>
+      <w:pPr>
+        <w:pStyle w:val="ListParagraph"/>
+        <w:numPr>
+          <w:ilvl w:val="0"/>
+          <w:numId w:val="1"/>
+        </w:numPr>
+      </w:pPr>
+      <w:r>
+        <w:t>Mirror the tiles by Shift-left clicking them.</w:t>
+      </w:r>
+    </w:p>
+    <w:p>
+      <w:pPr>
+        <w:pStyle w:val="ListParagraph"/>
+        <w:numPr>
+          <w:ilvl w:val="0"/>
+          <w:numId w:val="1"/>
+        </w:numPr>
+      </w:pPr>
+      <w:r>
+        <w:t>Once the tile is in the correct location and facing the correct way, a green tick will appear.</w:t>
+      </w:r>
+    </w:p>
+    <w:p>
+      <w:pPr>
+        <w:pStyle w:val="ListParagraph"/>
+        <w:numPr>
+          <w:ilvl w:val="0"/>
+          <w:numId w:val="1"/>
+        </w:numPr>
+      </w:pPr>
+      <w:r>
+        <w:t>If you are stuck with which tile to move, then press the Hint button. You have 3 hints.</w:t>
+      </w:r>
+    </w:p>
+    <w:p>
+      <w:pPr>
+        <w:pStyle w:val="ListParagraph"/>
+        <w:numPr>
+          <w:ilvl w:val="0"/>
+          <w:numId w:val="1"/>
+        </w:numPr>
+      </w:pPr>
+      <w:r>
+        <w:t>If you cannot solve the puzzle, then press the Solve button to see the re-assembled image.</w:t>
+      </w:r>
+    </w:p>
+    <w:p>
+      <w:pPr>
+        <w:pStyle w:val="ListParagraph"/>
+        <w:numPr>
+          <w:ilvl w:val="0"/>
+          <w:numId w:val="1"/>
+        </w:numPr>
+      </w:pPr>
+      <w:r>
+        <w:t>A timer will tell you how long it is taking to solve the puzzle.</w:t>
+      </w:r>
+    </w:p>
+    <w:p>
+      <w:pPr>
+        <w:pStyle w:val="ListParagraph"/>
+        <w:numPr>
+          <w:ilvl w:val="0"/>
+          <w:numId w:val="1"/>
+        </w:numPr>
+      </w:pPr>
+      <w:r>
+        <w:t>To re-try, just select another image.</w:t>
+      </w:r>
+    </w:p>
+    <w:p>
+      <w:pPr>
+        <w:pStyle w:val="ListParagraph"/>
+        <w:numPr>
+          <w:ilvl w:val="0"/>
+          <w:numId w:val="1"/>
+        </w:numPr>
+      </w:pPr>
+      <w:r>
+        <w:t>Enjoy.</w:t>
       </w:r>
     </w:p>
     <w:sectPr>
@@ -50,16 +265,16 @@
 <file path=word/numbering.xml><?xml version="1.0" encoding="utf-8"?>
 <w:numbering xmlns:wpc="http://schemas.microsoft.com/office/word/2010/wordprocessingCanvas" xmlns:cx="http://schemas.microsoft.com/office/drawing/2014/chartex" xmlns:cx1="http://schemas.microsoft.com/office/drawing/2015/9/8/chartex" xmlns:cx2="http://schemas.microsoft.com/office/drawing/2015/10/21/chartex" xmlns:cx3="http://schemas.microsoft.com/office/drawing/2016/5/9/chartex" xmlns:cx4="http://schemas.microsoft.com/office/drawing/2016/5/10/chartex" xmlns:cx5="http://schemas.microsoft.com/office/drawing/2016/5/11/chartex" xmlns:cx6="http://schemas.microsoft.com/office/drawing/2016/5/12/chartex" xmlns:cx7="http://schemas.microsoft.com/office/drawing/2016/5/13/chartex" xmlns:cx8="http://schemas.microsoft.com/office/drawing/2016/5/14/chartex" xmlns:mc="http://schemas.openxmlformats.org/markup-compatibility/2006" xmlns:aink="http://schemas.microsoft.com/office/drawing/2016/ink" xmlns:am3d="http://schemas.microsoft.com/office/drawing/2017/model3d" xmlns:o="urn:schemas-microsoft-com:office:office" xmlns:oel="http://schemas.microsoft.com/office/2019/extlst" xmlns:r="http://schemas.openxmlformats.org/officeDocument/2006/relationships" xmlns:m="http://schemas.openxmlformats.org/officeDocument/2006/math" xmlns:v="urn:schemas-microsoft-com:vml" xmlns:wp14="http://schemas.microsoft.com/office/word/2010/wordprocessingDrawing" xmlns:wp="http://schemas.openxmlformats.org/drawingml/2006/wordprocessingDrawing" xmlns:w10="urn:schemas-microsoft-com:office:word" xmlns:w="http://schemas.openxmlformats.org/wordprocessingml/2006/main" xmlns:w14="http://schemas.microsoft.com/office/word/2010/wordml" xmlns:w15="http://schemas.microsoft.com/office/word/2012/wordml" xmlns:w16cex="http://schemas.microsoft.com/office/word/2018/wordml/cex" xmlns:w16cid="http://schemas.microsoft.com/office/word/2016/wordml/cid" xmlns:w16="http://schemas.microsoft.com/office/word/2018/wordml" xmlns:w16du="http://schemas.microsoft.com/office/word/2023/wordml/word16du" xmlns:w16sdtdh="http://schemas.microsoft.com/office/word/2020/wordml/sdtdatahash" xmlns:w16sdtfl="http://schemas.microsoft.com/office/word/2024/wordml/sdtformatlock" xmlns:w16se="http://schemas.microsoft.com/office/word/2015/wordml/symex" xmlns:wpg="http://schemas.microsoft.com/office/word/2010/wordprocessingGroup" xmlns:wpi="http://schemas.microsoft.com/office/word/2010/wordprocessingInk" xmlns:wne="http://schemas.microsoft.com/office/word/2006/wordml" xmlns:wps="http://schemas.microsoft.com/office/word/2010/wordprocessingShape" mc:Ignorable="w14 w15 w16se w16cid w16 w16cex w16sdtdh w16sdtfl w16du wp14">
   <w:abstractNum w:abstractNumId="0" w15:restartNumberingAfterBreak="0">
-    <w:nsid w:val="15935CB6"/>
+    <w:nsid w:val="55A14420"/>
     <w:multiLevelType w:val="hybridMultilevel"/>
-    <w:tmpl w:val="9A1822D0"/>
-    <w:lvl w:ilvl="0" w:tplc="0C09000F">
+    <w:tmpl w:val="D22A3A14"/>
+    <w:lvl w:ilvl="0" w:tplc="909C4530">
       <w:start w:val="1"/>
       <w:numFmt w:val="decimal"/>
-      <w:lvlText w:val="%1."/>
+      <w:lvlText w:val="%1"/>
       <w:lvlJc w:val="left"/>
       <w:pPr>
-        <w:ind w:left="720" w:hanging="360"/>
+        <w:ind w:left="1080" w:hanging="720"/>
       </w:pPr>
       <w:rPr>
         <w:rFonts w:hint="default"/>
@@ -138,7 +353,7 @@
       </w:pPr>
     </w:lvl>
   </w:abstractNum>
-  <w:num w:numId="1" w16cid:durableId="780999059">
+  <w:num w:numId="1" w16cid:durableId="785928632">
     <w:abstractNumId w:val="0"/>
   </w:num>
 </w:numbering>
@@ -552,7 +767,7 @@
     <w:link w:val="Heading1Char"/>
     <w:uiPriority w:val="9"/>
     <w:qFormat/>
-    <w:rsid w:val="008D6175"/>
+    <w:rsid w:val="008F32D6"/>
     <w:pPr>
       <w:keepNext/>
       <w:keepLines/>
@@ -574,7 +789,7 @@
     <w:uiPriority w:val="9"/>
     <w:unhideWhenUsed/>
     <w:qFormat/>
-    <w:rsid w:val="008D6175"/>
+    <w:rsid w:val="008F32D6"/>
     <w:pPr>
       <w:keepNext/>
       <w:keepLines/>
@@ -597,7 +812,7 @@
     <w:semiHidden/>
     <w:unhideWhenUsed/>
     <w:qFormat/>
-    <w:rsid w:val="008D6175"/>
+    <w:rsid w:val="008F32D6"/>
     <w:pPr>
       <w:keepNext/>
       <w:keepLines/>
@@ -620,7 +835,7 @@
     <w:semiHidden/>
     <w:unhideWhenUsed/>
     <w:qFormat/>
-    <w:rsid w:val="008D6175"/>
+    <w:rsid w:val="008F32D6"/>
     <w:pPr>
       <w:keepNext/>
       <w:keepLines/>
@@ -643,7 +858,7 @@
     <w:semiHidden/>
     <w:unhideWhenUsed/>
     <w:qFormat/>
-    <w:rsid w:val="008D6175"/>
+    <w:rsid w:val="008F32D6"/>
     <w:pPr>
       <w:keepNext/>
       <w:keepLines/>
@@ -664,7 +879,7 @@
     <w:semiHidden/>
     <w:unhideWhenUsed/>
     <w:qFormat/>
-    <w:rsid w:val="008D6175"/>
+    <w:rsid w:val="008F32D6"/>
     <w:pPr>
       <w:keepNext/>
       <w:keepLines/>
@@ -687,7 +902,7 @@
     <w:semiHidden/>
     <w:unhideWhenUsed/>
     <w:qFormat/>
-    <w:rsid w:val="008D6175"/>
+    <w:rsid w:val="008F32D6"/>
     <w:pPr>
       <w:keepNext/>
       <w:keepLines/>
@@ -708,7 +923,7 @@
     <w:semiHidden/>
     <w:unhideWhenUsed/>
     <w:qFormat/>
-    <w:rsid w:val="008D6175"/>
+    <w:rsid w:val="008F32D6"/>
     <w:pPr>
       <w:keepNext/>
       <w:keepLines/>
@@ -731,7 +946,7 @@
     <w:semiHidden/>
     <w:unhideWhenUsed/>
     <w:qFormat/>
-    <w:rsid w:val="008D6175"/>
+    <w:rsid w:val="008F32D6"/>
     <w:pPr>
       <w:keepNext/>
       <w:keepLines/>
@@ -775,7 +990,7 @@
     <w:basedOn w:val="DefaultParagraphFont"/>
     <w:link w:val="Heading1"/>
     <w:uiPriority w:val="9"/>
-    <w:rsid w:val="008D6175"/>
+    <w:rsid w:val="008F32D6"/>
     <w:rPr>
       <w:rFonts w:asciiTheme="majorHAnsi" w:eastAsiaTheme="majorEastAsia" w:hAnsiTheme="majorHAnsi" w:cstheme="majorBidi"/>
       <w:color w:val="2F5496" w:themeColor="accent1" w:themeShade="BF"/>
@@ -788,7 +1003,7 @@
     <w:basedOn w:val="DefaultParagraphFont"/>
     <w:link w:val="Heading2"/>
     <w:uiPriority w:val="9"/>
-    <w:rsid w:val="008D6175"/>
+    <w:rsid w:val="008F32D6"/>
     <w:rPr>
       <w:rFonts w:asciiTheme="majorHAnsi" w:eastAsiaTheme="majorEastAsia" w:hAnsiTheme="majorHAnsi" w:cstheme="majorBidi"/>
       <w:color w:val="2F5496" w:themeColor="accent1" w:themeShade="BF"/>
@@ -802,7 +1017,7 @@
     <w:link w:val="Heading3"/>
     <w:uiPriority w:val="9"/>
     <w:semiHidden/>
-    <w:rsid w:val="008D6175"/>
+    <w:rsid w:val="008F32D6"/>
     <w:rPr>
       <w:rFonts w:eastAsiaTheme="majorEastAsia" w:cstheme="majorBidi"/>
       <w:color w:val="2F5496" w:themeColor="accent1" w:themeShade="BF"/>
@@ -816,7 +1031,7 @@
     <w:link w:val="Heading4"/>
     <w:uiPriority w:val="9"/>
     <w:semiHidden/>
-    <w:rsid w:val="008D6175"/>
+    <w:rsid w:val="008F32D6"/>
     <w:rPr>
       <w:rFonts w:eastAsiaTheme="majorEastAsia" w:cstheme="majorBidi"/>
       <w:i/>
@@ -830,7 +1045,7 @@
     <w:link w:val="Heading5"/>
     <w:uiPriority w:val="9"/>
     <w:semiHidden/>
-    <w:rsid w:val="008D6175"/>
+    <w:rsid w:val="008F32D6"/>
     <w:rPr>
       <w:rFonts w:eastAsiaTheme="majorEastAsia" w:cstheme="majorBidi"/>
       <w:color w:val="2F5496" w:themeColor="accent1" w:themeShade="BF"/>
@@ -842,7 +1057,7 @@
     <w:link w:val="Heading6"/>
     <w:uiPriority w:val="9"/>
     <w:semiHidden/>
-    <w:rsid w:val="008D6175"/>
+    <w:rsid w:val="008F32D6"/>
     <w:rPr>
       <w:rFonts w:eastAsiaTheme="majorEastAsia" w:cstheme="majorBidi"/>
       <w:i/>
@@ -856,7 +1071,7 @@
     <w:link w:val="Heading7"/>
     <w:uiPriority w:val="9"/>
     <w:semiHidden/>
-    <w:rsid w:val="008D6175"/>
+    <w:rsid w:val="008F32D6"/>
     <w:rPr>
       <w:rFonts w:eastAsiaTheme="majorEastAsia" w:cstheme="majorBidi"/>
       <w:color w:val="595959" w:themeColor="text1" w:themeTint="A6"/>
@@ -868,7 +1083,7 @@
     <w:link w:val="Heading8"/>
     <w:uiPriority w:val="9"/>
     <w:semiHidden/>
-    <w:rsid w:val="008D6175"/>
+    <w:rsid w:val="008F32D6"/>
     <w:rPr>
       <w:rFonts w:eastAsiaTheme="majorEastAsia" w:cstheme="majorBidi"/>
       <w:i/>
@@ -882,7 +1097,7 @@
     <w:link w:val="Heading9"/>
     <w:uiPriority w:val="9"/>
     <w:semiHidden/>
-    <w:rsid w:val="008D6175"/>
+    <w:rsid w:val="008F32D6"/>
     <w:rPr>
       <w:rFonts w:eastAsiaTheme="majorEastAsia" w:cstheme="majorBidi"/>
       <w:color w:val="272727" w:themeColor="text1" w:themeTint="D8"/>
@@ -895,7 +1110,7 @@
     <w:link w:val="TitleChar"/>
     <w:uiPriority w:val="10"/>
     <w:qFormat/>
-    <w:rsid w:val="008D6175"/>
+    <w:rsid w:val="008F32D6"/>
     <w:pPr>
       <w:spacing w:after="80" w:line="240" w:lineRule="auto"/>
       <w:contextualSpacing/>
@@ -913,7 +1128,7 @@
     <w:basedOn w:val="DefaultParagraphFont"/>
     <w:link w:val="Title"/>
     <w:uiPriority w:val="10"/>
-    <w:rsid w:val="008D6175"/>
+    <w:rsid w:val="008F32D6"/>
     <w:rPr>
       <w:rFonts w:asciiTheme="majorHAnsi" w:eastAsiaTheme="majorEastAsia" w:hAnsiTheme="majorHAnsi" w:cstheme="majorBidi"/>
       <w:spacing w:val="-10"/>
@@ -929,7 +1144,7 @@
     <w:link w:val="SubtitleChar"/>
     <w:uiPriority w:val="11"/>
     <w:qFormat/>
-    <w:rsid w:val="008D6175"/>
+    <w:rsid w:val="008F32D6"/>
     <w:pPr>
       <w:numPr>
         <w:ilvl w:val="1"/>
@@ -948,7 +1163,7 @@
     <w:basedOn w:val="DefaultParagraphFont"/>
     <w:link w:val="Subtitle"/>
     <w:uiPriority w:val="11"/>
-    <w:rsid w:val="008D6175"/>
+    <w:rsid w:val="008F32D6"/>
     <w:rPr>
       <w:rFonts w:eastAsiaTheme="majorEastAsia" w:cstheme="majorBidi"/>
       <w:color w:val="595959" w:themeColor="text1" w:themeTint="A6"/>
@@ -964,7 +1179,7 @@
     <w:link w:val="QuoteChar"/>
     <w:uiPriority w:val="29"/>
     <w:qFormat/>
-    <w:rsid w:val="008D6175"/>
+    <w:rsid w:val="008F32D6"/>
     <w:pPr>
       <w:spacing w:before="160"/>
       <w:jc w:val="center"/>
@@ -980,7 +1195,7 @@
     <w:basedOn w:val="DefaultParagraphFont"/>
     <w:link w:val="Quote"/>
     <w:uiPriority w:val="29"/>
-    <w:rsid w:val="008D6175"/>
+    <w:rsid w:val="008F32D6"/>
     <w:rPr>
       <w:i/>
       <w:iCs/>
@@ -992,7 +1207,7 @@
     <w:basedOn w:val="Normal"/>
     <w:uiPriority w:val="34"/>
     <w:qFormat/>
-    <w:rsid w:val="008D6175"/>
+    <w:rsid w:val="008F32D6"/>
     <w:pPr>
       <w:ind w:left="720"/>
       <w:contextualSpacing/>
@@ -1003,7 +1218,7 @@
     <w:basedOn w:val="DefaultParagraphFont"/>
     <w:uiPriority w:val="21"/>
     <w:qFormat/>
-    <w:rsid w:val="008D6175"/>
+    <w:rsid w:val="008F32D6"/>
     <w:rPr>
       <w:i/>
       <w:iCs/>
@@ -1017,7 +1232,7 @@
     <w:link w:val="IntenseQuoteChar"/>
     <w:uiPriority w:val="30"/>
     <w:qFormat/>
-    <w:rsid w:val="008D6175"/>
+    <w:rsid w:val="008F32D6"/>
     <w:pPr>
       <w:pBdr>
         <w:top w:val="single" w:sz="4" w:space="10" w:color="2F5496" w:themeColor="accent1" w:themeShade="BF"/>
@@ -1038,7 +1253,7 @@
     <w:basedOn w:val="DefaultParagraphFont"/>
     <w:link w:val="IntenseQuote"/>
     <w:uiPriority w:val="30"/>
-    <w:rsid w:val="008D6175"/>
+    <w:rsid w:val="008F32D6"/>
     <w:rPr>
       <w:i/>
       <w:iCs/>
@@ -1050,7 +1265,7 @@
     <w:basedOn w:val="DefaultParagraphFont"/>
     <w:uiPriority w:val="32"/>
     <w:qFormat/>
-    <w:rsid w:val="008D6175"/>
+    <w:rsid w:val="008F32D6"/>
     <w:rPr>
       <w:b/>
       <w:bCs/>
